--- a/leetcode.docx
+++ b/leetcode.docx
@@ -166,17 +166,18 @@
           <w:lang w:val="en-US"/>
         </w:rPr>
         <w:lastRenderedPageBreak/>
-        <w:t>Output:</w:t>
-      </w:r>
-    </w:p>
-    <w:p>
-      <w:pPr>
-        <w:rPr>
-          <w:lang w:val="en-US"/>
-        </w:rPr>
-      </w:pPr>
-      <w:r>
-        <w:rPr>
+        <w:t>Result:</w:t>
+      </w:r>
+    </w:p>
+    <w:p>
+      <w:pPr>
+        <w:rPr>
+          <w:lang w:val="en-US"/>
+        </w:rPr>
+      </w:pPr>
+      <w:r>
+        <w:rPr>
+          <w:noProof/>
           <w:lang w:val="en-US"/>
         </w:rPr>
         <w:drawing>
@@ -293,6 +294,7 @@
       </w:pPr>
       <w:r>
         <w:rPr>
+          <w:noProof/>
           <w:lang w:val="en-US"/>
         </w:rPr>
         <w:lastRenderedPageBreak/>
@@ -448,21 +450,12 @@
           <w:lang w:val="en-US"/>
         </w:rPr>
       </w:pPr>
-      <w:proofErr w:type="gramStart"/>
-      <w:r>
-        <w:rPr>
-          <w:lang w:val="en-US"/>
-        </w:rPr>
-        <w:t>Output :</w:t>
-      </w:r>
-      <w:proofErr w:type="gramEnd"/>
-    </w:p>
-    <w:p>
-      <w:pPr>
-        <w:rPr>
-          <w:lang w:val="en-US"/>
-        </w:rPr>
-      </w:pPr>
+      <w:r>
+        <w:rPr>
+          <w:lang w:val="en-US"/>
+        </w:rPr>
+        <w:t>Result:</w:t>
+      </w:r>
     </w:p>
     <w:p>
       <w:pPr>
@@ -499,6 +492,215 @@
                     <a:xfrm>
                       <a:off x="0" y="0"/>
                       <a:ext cx="5731510" cy="3734435"/>
+                    </a:xfrm>
+                    <a:prstGeom prst="rect">
+                      <a:avLst/>
+                    </a:prstGeom>
+                  </pic:spPr>
+                </pic:pic>
+              </a:graphicData>
+            </a:graphic>
+          </wp:inline>
+        </w:drawing>
+      </w:r>
+    </w:p>
+    <w:p>
+      <w:pPr>
+        <w:rPr>
+          <w:lang w:val="en-US"/>
+        </w:rPr>
+      </w:pPr>
+    </w:p>
+    <w:p>
+      <w:pPr>
+        <w:rPr>
+          <w:lang w:val="en-US"/>
+        </w:rPr>
+      </w:pPr>
+    </w:p>
+    <w:p>
+      <w:pPr>
+        <w:rPr>
+          <w:lang w:val="en-US"/>
+        </w:rPr>
+      </w:pPr>
+      <w:r>
+        <w:rPr>
+          <w:lang w:val="en-US"/>
+        </w:rPr>
+        <w:lastRenderedPageBreak/>
+        <w:t>23/6/26</w:t>
+      </w:r>
+    </w:p>
+    <w:p>
+      <w:pPr>
+        <w:rPr>
+          <w:lang w:val="en-US"/>
+        </w:rPr>
+      </w:pPr>
+    </w:p>
+    <w:p>
+      <w:pPr>
+        <w:rPr>
+          <w:lang w:val="en-US"/>
+        </w:rPr>
+      </w:pPr>
+      <w:r>
+        <w:rPr>
+          <w:lang w:val="en-US"/>
+        </w:rPr>
+        <w:t>3)</w:t>
+      </w:r>
+      <w:r>
+        <w:t xml:space="preserve"> </w:t>
+      </w:r>
+      <w:hyperlink r:id="rId10" w:history="1">
+        <w:r>
+          <w:rPr>
+            <w:rStyle w:val="Hyperlink"/>
+            <w:lang w:val="en-US"/>
+          </w:rPr>
+          <w:t>https://leetcode.com/problems/find-pivot-index/submissions/2044123285/?envType=problem-list-v2&amp;envId=prefix-sum</w:t>
+        </w:r>
+      </w:hyperlink>
+    </w:p>
+    <w:p>
+      <w:pPr>
+        <w:rPr>
+          <w:lang w:val="en-US"/>
+        </w:rPr>
+      </w:pPr>
+    </w:p>
+    <w:p>
+      <w:pPr>
+        <w:rPr>
+          <w:lang w:val="en-US"/>
+        </w:rPr>
+      </w:pPr>
+      <w:r>
+        <w:rPr>
+          <w:lang w:val="en-US"/>
+        </w:rPr>
+        <w:t>Solution:</w:t>
+      </w:r>
+    </w:p>
+    <w:p>
+      <w:pPr>
+        <w:rPr>
+          <w:lang w:val="en-US"/>
+        </w:rPr>
+      </w:pPr>
+    </w:p>
+    <w:p>
+      <w:pPr>
+        <w:rPr>
+          <w:lang w:val="en-US"/>
+        </w:rPr>
+      </w:pPr>
+      <w:r>
+        <w:rPr>
+          <w:noProof/>
+        </w:rPr>
+        <w:drawing>
+          <wp:inline distT="0" distB="0" distL="0" distR="0" wp14:anchorId="2C60FB33" wp14:editId="639AFE50">
+            <wp:extent cx="5731510" cy="4748530"/>
+            <wp:effectExtent l="0" t="0" r="2540" b="0"/>
+            <wp:docPr id="1560090555" name="Picture 1"/>
+            <wp:cNvGraphicFramePr>
+              <a:graphicFrameLocks xmlns:a="http://schemas.openxmlformats.org/drawingml/2006/main" noChangeAspect="1"/>
+            </wp:cNvGraphicFramePr>
+            <a:graphic xmlns:a="http://schemas.openxmlformats.org/drawingml/2006/main">
+              <a:graphicData uri="http://schemas.openxmlformats.org/drawingml/2006/picture">
+                <pic:pic xmlns:pic="http://schemas.openxmlformats.org/drawingml/2006/picture">
+                  <pic:nvPicPr>
+                    <pic:cNvPr id="1560090555" name=""/>
+                    <pic:cNvPicPr/>
+                  </pic:nvPicPr>
+                  <pic:blipFill>
+                    <a:blip r:embed="rId11"/>
+                    <a:stretch>
+                      <a:fillRect/>
+                    </a:stretch>
+                  </pic:blipFill>
+                  <pic:spPr>
+                    <a:xfrm>
+                      <a:off x="0" y="0"/>
+                      <a:ext cx="5731510" cy="4748530"/>
+                    </a:xfrm>
+                    <a:prstGeom prst="rect">
+                      <a:avLst/>
+                    </a:prstGeom>
+                  </pic:spPr>
+                </pic:pic>
+              </a:graphicData>
+            </a:graphic>
+          </wp:inline>
+        </w:drawing>
+      </w:r>
+    </w:p>
+    <w:p>
+      <w:pPr>
+        <w:rPr>
+          <w:lang w:val="en-US"/>
+        </w:rPr>
+      </w:pPr>
+    </w:p>
+    <w:p>
+      <w:pPr>
+        <w:rPr>
+          <w:lang w:val="en-US"/>
+        </w:rPr>
+      </w:pPr>
+    </w:p>
+    <w:p>
+      <w:pPr>
+        <w:rPr>
+          <w:lang w:val="en-US"/>
+        </w:rPr>
+      </w:pPr>
+      <w:r>
+        <w:rPr>
+          <w:lang w:val="en-US"/>
+        </w:rPr>
+        <w:t>Result:</w:t>
+      </w:r>
+    </w:p>
+    <w:p>
+      <w:pPr>
+        <w:rPr>
+          <w:lang w:val="en-US"/>
+        </w:rPr>
+      </w:pPr>
+      <w:r>
+        <w:rPr>
+          <w:lang w:val="en-US"/>
+        </w:rPr>
+        <w:lastRenderedPageBreak/>
+        <w:drawing>
+          <wp:inline distT="0" distB="0" distL="0" distR="0" wp14:anchorId="2D79D03B" wp14:editId="64691026">
+            <wp:extent cx="5731510" cy="4446905"/>
+            <wp:effectExtent l="0" t="0" r="2540" b="0"/>
+            <wp:docPr id="545038501" name="Picture 1"/>
+            <wp:cNvGraphicFramePr>
+              <a:graphicFrameLocks xmlns:a="http://schemas.openxmlformats.org/drawingml/2006/main" noChangeAspect="1"/>
+            </wp:cNvGraphicFramePr>
+            <a:graphic xmlns:a="http://schemas.openxmlformats.org/drawingml/2006/main">
+              <a:graphicData uri="http://schemas.openxmlformats.org/drawingml/2006/picture">
+                <pic:pic xmlns:pic="http://schemas.openxmlformats.org/drawingml/2006/picture">
+                  <pic:nvPicPr>
+                    <pic:cNvPr id="545038501" name=""/>
+                    <pic:cNvPicPr/>
+                  </pic:nvPicPr>
+                  <pic:blipFill>
+                    <a:blip r:embed="rId12"/>
+                    <a:stretch>
+                      <a:fillRect/>
+                    </a:stretch>
+                  </pic:blipFill>
+                  <pic:spPr>
+                    <a:xfrm>
+                      <a:off x="0" y="0"/>
+                      <a:ext cx="5731510" cy="4446905"/>
                     </a:xfrm>
                     <a:prstGeom prst="rect">
                       <a:avLst/>
